--- a/大语言模型在中医药领域评测研究0617_润色版.docx
+++ b/大语言模型在中医药领域评测研究0617_润色版.docx
@@ -2274,7 +2274,7 @@
           <w:b w:val="0"/>
           <w:sz w:val="21"/>
         </w:rPr>
-        <w:t>[8] NIE G X, ZHOU Y L, XU D Y, et al. DiagX-DT: diagnostic exclusion reasoning with dialectical thinking for traditional Chinese medicine in large language models[J]. Journal of King Saud University-Computer and Information Sciences, 2025, 37(5): 102.</w:t>
+        <w:t>[8] NIE G X, ZHOU Y L, XU D Y, et al. DiagX-DT: diagnostic exclusion reasoning with dialectical thinking for traditional Chinese medicine in large language models[J]. Journal of King Saud University-Computer and Information Sciences, 2025, 37(5): 102.【待核：页码/文章编号，检索题录无页码】</w:t>
       </w:r>
     </w:p>
     <w:p>
@@ -2334,7 +2334,7 @@
           <w:b w:val="0"/>
           <w:sz w:val="21"/>
         </w:rPr>
-        <w:t>[12] WANG B F, LU Y W, WANG Z, et al. TCMEval-PA: a question-answering benchmark dataset for the prescription audit of traditional Chinese medicine[J]. Scientific Data, 2025, 12: 79.</w:t>
+        <w:t>[12] WANG B F, LU Y W, WANG Z, et al. TCMEval-PA: a question-answering benchmark dataset for the prescription audit of traditional Chinese medicine[J]. Scientific Data, 2025, 12: 79.【待核：卷号，检索题录(Zotero)记为13(1)】</w:t>
       </w:r>
     </w:p>
     <w:p>
@@ -2364,7 +2364,7 @@
           <w:b w:val="0"/>
           <w:sz w:val="21"/>
         </w:rPr>
-        <w:t>[14] 赵尚卿, 兰曼, 柏晓鹏, 等. 负屃：古汉语文本理解与生成能力评测基准[J]. 中文信息学报, 2026.</w:t>
+        <w:t>[14] 赵尚卿, 兰曼, 柏晓鹏, 等. 负屃：古汉语文本理解与生成能力评测基准[J]. 中文信息学报, 2026【待核：卷(期):页码，未见于检索题录】.</w:t>
       </w:r>
     </w:p>
     <w:p>
@@ -2599,7 +2599,7 @@
     </w:p>
     <w:p>
       <w:r>
-        <w:t>[33] XU Q, ZHAO Z H, LIU W W, et al. A character-level convolutional recurrent interaction network for joint traditional Chinese medicine clinical named entity recognition and relation extraction[J]. Artificial Intelligence in Medicine, 2026.</w:t>
+        <w:t>[33] XU Q, ZHAO Z H, LIU W W, et al. A character-level convolutional recurrent interaction network for joint traditional Chinese medicine clinical named entity recognition and relation extraction[J]. Artificial Intelligence in Medicine, 2026【待核：卷(期):页码，未见于检索题录】.</w:t>
       </w:r>
     </w:p>
     <w:p>

--- a/大语言模型在中医药领域评测研究0617_润色版.docx
+++ b/大语言模型在中医药领域评测研究0617_润色版.docx
@@ -2714,7 +2714,7 @@
           <w:rFonts w:hint="eastAsia" w:ascii="宋体" w:hAnsi="宋体" w:eastAsia="宋体" w:cs="宋体"/>
           <w:color w:val="FF0000"/>
         </w:rPr>
-        <w:t>在需要综合运用知识的临床推理任务上，各类模型都明显吃力，其中症状诊断通常被视为难度最高的推理类别[3]。未经优化的通用模型与中医专用模型在病机推断、证候推断上准确率都较为有限，而引入开卷考试式指令微调后性能可获明显提升[7]。这说明单纯灌输知识不足以让模型掌握辨证思维，更关键的是用特定策略引导模型遵循中医逻辑完成多步推理。</w:t>
+        <w:t>本节聚焦模型自身的临床推理（含辨证）能力，集成系统层面的辨证应用见3.3。在需要综合运用知识的临床推理任务上，各类模型都明显吃力，其中症状诊断通常被视为难度最高的推理类别[3]。未经优化的通用模型与中医专用模型在病机推断、证候推断上准确率都较为有限，而引入开卷考试式指令微调后性能可获明显提升[7]。这说明单纯灌输知识不足以让模型掌握辨证思维，更关键的是用特定策略引导模型遵循中医逻辑完成多步推理。</w:t>
       </w:r>
       <w:r>
         <w:rPr>
@@ -3046,7 +3046,7 @@
           <w:rFonts w:hint="eastAsia" w:ascii="宋体" w:hAnsi="宋体" w:eastAsia="宋体" w:cs="宋体"/>
           <w:color w:val="FF0000"/>
         </w:rPr>
-        <w:t>除横向比较模型能力外，评测还用于检验集成系统在具体场景中的落地效果。关注点从单纯的答题准确率转向系统如何融合外部知识、与专家意见是否一致、能否支撑完整诊疗流程。</w:t>
+        <w:t>与3.2节考查模型固有能力不同，本节关注由检索增强、知识图谱、智能体等技术构成的集成系统在具体场景中的落地效果：评价重心从单纯的答题准确率，转向系统能否融合外部知识、与专家意见是否一致、能否支撑完整诊疗流程。简言之，3.2看“模型本身行不行”，本节看“系统好不好用”。</w:t>
       </w:r>
     </w:p>
     <w:p>
@@ -3065,7 +3065,7 @@
           <w:iCs w:val="0"/>
           <w:color w:val="000000"/>
         </w:rPr>
-        <w:t>3.3.1 知识增强型问答与辨证系统</w:t>
+        <w:t>3.3.1 知识增强型问答系统</w:t>
       </w:r>
     </w:p>
     <w:p>
@@ -3082,7 +3082,7 @@
           <w:rFonts w:hint="eastAsia" w:ascii="宋体" w:hAnsi="宋体" w:eastAsia="宋体" w:cs="宋体"/>
           <w:color w:val="FF0000"/>
         </w:rPr>
-        <w:t>为提升回答的准确性与可靠性，研究者多在模型之外引入知识库、知识图谱与检索增强生成（RAG）等技术。一类系统以高质量知识库支撑问答，如TCMChat[19]、Tianyi[26]、XuanHuGPT[20]；另一类用结构化的知识图谱约束生成、减少臆测，既有面向通用问答的，也有专门处理医案的[27-28]。在辨证与治疗方向，相关系统多将领域模型与知识图谱、检索机制结合，并辅以思维链推理，分别用于症状分析与中成药推荐[29]、排除式诊断[8]以及针灸治疗不孕症的辅助[30]。这类系统的评测不再只看准确率，而更看重推理逻辑是否成立、是否与专家意见一致。</w:t>
+        <w:t>为提升回答的准确性与可靠性，研究者多在模型之外引入知识库、知识图谱与检索增强生成（RAG）等技术。一类系统以高质量知识库支撑问答，如TCMChat[19]、Tianyi[26]、XuanHuGPT[20]；另一类用结构化的知识图谱约束生成、减少臆测，既有面向通用问答的，也有专门处理医案的[27-28]。在辨证与治疗方向，相关系统多将领域模型与知识图谱、检索机制结合并辅以思维链推理，用于症状分析与中成药推荐[29]、针灸治疗不孕症辅助[30]等场景。这类系统的评测不再只看答题准确率，而更看重推理逻辑是否成立、与专家意见是否一致（模型自身的辨证推理能力评测见3.2.2）。</w:t>
       </w:r>
       <w:r>
         <w:rPr>

--- a/大语言模型在中医药领域评测研究0617_润色版.docx
+++ b/大语言模型在中医药领域评测研究0617_润色版.docx
@@ -3443,84 +3443,6 @@
     </w:p>
     <w:p>
       <w:pPr>
-        <w:pStyle w:val="6"/>
-        <w:rPr>
-          <w:rFonts w:hint="eastAsia" w:ascii="宋体" w:hAnsi="宋体" w:eastAsia="宋体" w:cs="宋体"/>
-          <w:i w:val="0"/>
-          <w:iCs w:val="0"/>
-          <w:color w:val="000000"/>
-        </w:rPr>
-      </w:pPr>
-      <w:r>
-        <w:rPr>
-          <w:rFonts w:hint="eastAsia" w:ascii="宋体" w:hAnsi="宋体" w:eastAsia="宋体" w:cs="宋体"/>
-          <w:i w:val="0"/>
-          <w:iCs w:val="0"/>
-          <w:color w:val="000000"/>
-        </w:rPr>
-        <w:t>3.3.5 科研与知识发现</w:t>
-      </w:r>
-    </w:p>
-    <w:p>
-      <w:pPr>
-        <w:spacing w:line="360" w:lineRule="auto"/>
-        <w:ind w:firstLine="440" w:firstLineChars="200"/>
-        <w:rPr>
-          <w:rFonts w:hint="eastAsia" w:ascii="宋体" w:hAnsi="宋体" w:eastAsia="宋体" w:cs="宋体"/>
-        </w:rPr>
-      </w:pPr>
-      <w:r>
-        <w:rPr>
-          <w:rFonts w:hint="eastAsia" w:eastAsia="宋体" w:cs="宋体"/>
-          <w:color w:val="FF0000"/>
-          <w:lang w:val="en-US" w:eastAsia="zh-CN"/>
-        </w:rPr>
-        <w:t>在科研与知识发现方向，有研究借助大语言模型嵌入与双向神经网络完成跨领域药物相互作用注释，展示了模型发现潜在药物相互作用的能力[32]；也有研究提出字符级卷积循环交互网络（CCRIN），从中医临床文本中联合抽取实体与关系，为构建知识图谱提供支持[33]。</w:t>
-      </w:r>
-      <w:r>
-        <w:rPr>
-          <w:rFonts w:hint="eastAsia" w:eastAsia="宋体" w:cs="宋体"/>
-          <w:color w:val="FF0000"/>
-          <w:vertAlign w:val="superscript"/>
-          <w:lang w:val="en-US" w:eastAsia="zh-CN"/>
-        </w:rPr>
-      </w:r>
-      <w:r>
-        <w:rPr>
-          <w:rFonts w:hint="eastAsia" w:eastAsia="宋体" w:cs="宋体"/>
-          <w:color w:val="FF0000"/>
-          <w:vertAlign w:val="baseline"/>
-          <w:lang w:val="en-US" w:eastAsia="zh-CN"/>
-        </w:rPr>
-      </w:r>
-      <w:r>
-        <w:rPr>
-          <w:rFonts w:hint="eastAsia" w:ascii="宋体" w:hAnsi="宋体" w:eastAsia="宋体" w:cs="宋体"/>
-          <w:color w:val="FF0000"/>
-        </w:rPr>
-      </w:r>
-      <w:r>
-        <w:rPr>
-          <w:rFonts w:hint="eastAsia" w:eastAsia="宋体" w:cs="宋体"/>
-          <w:color w:val="FF0000"/>
-          <w:vertAlign w:val="superscript"/>
-          <w:lang w:val="en-US" w:eastAsia="zh-CN"/>
-        </w:rPr>
-      </w:r>
-      <w:r>
-        <w:rPr>
-          <w:rFonts w:hint="eastAsia" w:ascii="宋体" w:hAnsi="宋体" w:eastAsia="宋体" w:cs="宋体"/>
-          <w:color w:val="FF0000"/>
-        </w:rPr>
-      </w:r>
-      <w:r>
-        <w:rPr>
-          <w:rFonts w:hint="eastAsia" w:ascii="宋体" w:hAnsi="宋体" w:eastAsia="宋体" w:cs="宋体"/>
-        </w:rPr>
-      </w:r>
-    </w:p>
-    <w:p>
-      <w:pPr>
         <w:pStyle w:val="4"/>
         <w:rPr>
           <w:rFonts w:hint="eastAsia" w:ascii="宋体" w:hAnsi="宋体" w:eastAsia="宋体" w:cs="宋体"/>
@@ -3619,7 +3541,7 @@
           <w:rFonts w:hint="eastAsia" w:ascii="宋体" w:hAnsi="宋体" w:eastAsia="宋体" w:cs="宋体"/>
           <w:color w:val="FF0000"/>
         </w:rPr>
-        <w:t>模型能够通过执业医师考试、在选择题上达到90%以上的准确率，所度量的主要是文本到文本的符号映射能力，与真实中医诊疗所需的跨模态感知综合判断能力存在明显区别。文本任务上的良好表现，可能掩盖了对多感官、具身、情境依赖这一类认知过程的评估缺失，从而高估模型的实际临床能力。一个“知道”舌红苔黄腻主湿热的模型，未必能在真实舌象图像中识别该特征，也难以结合脉象、面色与问诊信息完成综合辨证。医学AI要实现真正的临床价值，必须系统构建多模态感知能力[34]。</w:t>
+        <w:t>模型能够通过执业医师考试、在选择题上达到90%以上的准确率，所度量的主要是文本到文本的符号映射能力，与真实中医诊疗所需的跨模态感知综合判断能力存在明显区别。文本任务上的良好表现，可能掩盖了对多感官、具身、情境依赖这一类认知过程的评估缺失，从而高估模型的实际临床能力。一个“知道”舌红苔黄腻主湿热的模型，未必能在真实舌象图像中识别该特征，也难以结合脉象、面色与问诊信息完成综合辨证。医学AI要实现真正的临床价值，必须系统构建多模态感知能力[32]。</w:t>
       </w:r>
       <w:r>
         <w:rPr>
@@ -3757,7 +3679,7 @@
           <w:color w:val="FF0000"/>
           <w:lang w:val="en-US" w:eastAsia="zh-CN"/>
         </w:rPr>
-        <w:t>已发现的“正负向能力鸿沟”只是文本层面安全问题的一部分[11]：现有评测大多只关注文本准确率，对幻觉（hallucination）、错误信息识别与不确定性校准（uncertainty calibration）等核心安全属性关注不足。在多模态临床场景中，还存在图像质量欺骗（如色彩被篡改的舌诊图）、跨模态信息矛盾（如舌脉不一致时如何取舍）以及模态缺失时的过度自信推断等风险，而这些在现有评测体系中几乎未被触及。已有研究强调，医学大语言模型的安全评测应超越准确率，把“模型是否自知其知识边界”的不确定性校准纳入核心指标[35]。处方审核基准在用药安全维度上前进了一步[12]，但对多模态安全漏洞的系统研究仍相对缺乏。</w:t>
+        <w:t>已发现的“正负向能力鸿沟”只是文本层面安全问题的一部分[11]：现有评测大多只关注文本准确率，对幻觉（hallucination）、错误信息识别与不确定性校准（uncertainty calibration）等核心安全属性关注不足。在多模态临床场景中，还存在图像质量欺骗（如色彩被篡改的舌诊图）、跨模态信息矛盾（如舌脉不一致时如何取舍）以及模态缺失时的过度自信推断等风险，而这些在现有评测体系中几乎未被触及。已有研究强调，医学大语言模型的安全评测应超越准确率，把“模型是否自知其知识边界”的不确定性校准纳入核心指标[33]。处方审核基准在用药安全维度上前进了一步[12]，但对多模态安全漏洞的系统研究仍相对缺乏。</w:t>
       </w:r>
       <w:r>
         <w:rPr>
@@ -3951,7 +3873,7 @@
           <w:rFonts w:hint="eastAsia" w:ascii="宋体" w:hAnsi="宋体" w:eastAsia="宋体" w:cs="宋体"/>
           <w:color w:val="FF0000"/>
         </w:rPr>
-        <w:t>现有研究较少考察LLM作为辅助工具在真实临床环境中对诊疗质量的实际影响。多数评测为静态离线测试，脱离真实临床的动态诊疗过程，缺少以患者结局为终点的闭环验证，难以据此预测模型的真实临床价值。近期虽有改进尝试：Liu等</w:t>
+        <w:t>现有研究较少考察LLM作为辅助工具在真实临床环境中对诊疗质量的实际影响。多数评测为静态离线测试，脱离真实临床的动态诊疗过程，缺少以患者结局为终点的闭环验证，难以据此预测模型的真实临床价值。近期虽有改进尝试：Liu等[34]以真实针灸病案为基础，由中、韩、美三国28名专家进行多语言盲评；ATCMD-Bench[9]与DCB[10]分别采用多智能体模拟和全流程动态环境以逼近真实接诊场景。但这些工作仍以专家评分或模拟环境为主，与以患者结局为终点的前瞻性验证尚有差距。Topol[35]指出，医疗AI与临床实践之间的差距主要不在于技术精度，而在于缺乏以患者结局为终点的验证范式。中医诊疗是医患共建的动态过程，而非一次性的问答任务，脱离临床情境的离线基准带有系统性偏差。在真实临床实践中，医师需根据患者反馈不断调整辨证和治疗方案；而现有基准中，模型给出一次回答即视为评测完成。这一评测设计上的局限，是当前中医药LLM评测研究共同面临的问题。</w:t>
       </w:r>
       <w:r>
         <w:rPr>
@@ -3960,7 +3882,6 @@
           <w:vertAlign w:val="superscript"/>
           <w:lang w:val="en-US" w:eastAsia="zh-CN"/>
         </w:rPr>
-        <w:t>[</w:t>
       </w:r>
       <w:r>
         <w:rPr>
@@ -3969,7 +3890,6 @@
           <w:vertAlign w:val="superscript"/>
           <w:lang w:val="en-US" w:eastAsia="zh-CN"/>
         </w:rPr>
-        <w:t>36</w:t>
       </w:r>
       <w:r>
         <w:rPr>
@@ -3978,14 +3898,12 @@
           <w:vertAlign w:val="superscript"/>
           <w:lang w:val="en-US" w:eastAsia="zh-CN"/>
         </w:rPr>
-        <w:t>]</w:t>
-      </w:r>
-      <w:r>
-        <w:rPr>
-          <w:rFonts w:hint="eastAsia" w:ascii="宋体" w:hAnsi="宋体" w:eastAsia="宋体" w:cs="宋体"/>
-          <w:color w:val="FF0000"/>
-        </w:rPr>
-        <w:t>以真实针灸病案为基础，由中、韩、美三国28名专家进行多语言盲评；ATCMD-Bench</w:t>
+      </w:r>
+      <w:r>
+        <w:rPr>
+          <w:rFonts w:hint="eastAsia" w:ascii="宋体" w:hAnsi="宋体" w:eastAsia="宋体" w:cs="宋体"/>
+          <w:color w:val="FF0000"/>
+        </w:rPr>
       </w:r>
       <w:r>
         <w:rPr>
@@ -3994,7 +3912,6 @@
           <w:vertAlign w:val="superscript"/>
           <w:lang w:val="en-US" w:eastAsia="zh-CN"/>
         </w:rPr>
-        <w:t>[</w:t>
       </w:r>
       <w:r>
         <w:rPr>
@@ -4003,7 +3920,6 @@
           <w:vertAlign w:val="superscript"/>
           <w:lang w:val="en-US" w:eastAsia="zh-CN"/>
         </w:rPr>
-        <w:t>9</w:t>
       </w:r>
       <w:r>
         <w:rPr>
@@ -4012,14 +3928,12 @@
           <w:vertAlign w:val="superscript"/>
           <w:lang w:val="en-US" w:eastAsia="zh-CN"/>
         </w:rPr>
-        <w:t>]</w:t>
-      </w:r>
-      <w:r>
-        <w:rPr>
-          <w:rFonts w:hint="eastAsia" w:ascii="宋体" w:hAnsi="宋体" w:eastAsia="宋体" w:cs="宋体"/>
-          <w:color w:val="FF0000"/>
-        </w:rPr>
-        <w:t>与DCB</w:t>
+      </w:r>
+      <w:r>
+        <w:rPr>
+          <w:rFonts w:hint="eastAsia" w:ascii="宋体" w:hAnsi="宋体" w:eastAsia="宋体" w:cs="宋体"/>
+          <w:color w:val="FF0000"/>
+        </w:rPr>
       </w:r>
       <w:r>
         <w:rPr>
@@ -4028,7 +3942,6 @@
           <w:vertAlign w:val="superscript"/>
           <w:lang w:val="en-US" w:eastAsia="zh-CN"/>
         </w:rPr>
-        <w:t>[1</w:t>
       </w:r>
       <w:r>
         <w:rPr>
@@ -4037,7 +3950,6 @@
           <w:vertAlign w:val="superscript"/>
           <w:lang w:val="en-US" w:eastAsia="zh-CN"/>
         </w:rPr>
-        <w:t>0</w:t>
       </w:r>
       <w:r>
         <w:rPr>
@@ -4046,14 +3958,12 @@
           <w:vertAlign w:val="superscript"/>
           <w:lang w:val="en-US" w:eastAsia="zh-CN"/>
         </w:rPr>
-        <w:t>]</w:t>
-      </w:r>
-      <w:r>
-        <w:rPr>
-          <w:rFonts w:hint="eastAsia" w:ascii="宋体" w:hAnsi="宋体" w:eastAsia="宋体" w:cs="宋体"/>
-          <w:color w:val="FF0000"/>
-        </w:rPr>
-        <w:t>分别采用多智能体模拟和全流程动态环境以逼近真实接诊场景。但这些工作仍以专家评分或模拟环境为主，与以患者结局为终点的前瞻性验证尚有差距。Topol</w:t>
+      </w:r>
+      <w:r>
+        <w:rPr>
+          <w:rFonts w:hint="eastAsia" w:ascii="宋体" w:hAnsi="宋体" w:eastAsia="宋体" w:cs="宋体"/>
+          <w:color w:val="FF0000"/>
+        </w:rPr>
       </w:r>
       <w:r>
         <w:rPr>
@@ -4062,7 +3972,6 @@
           <w:vertAlign w:val="superscript"/>
           <w:lang w:val="en-US" w:eastAsia="zh-CN"/>
         </w:rPr>
-        <w:t>[</w:t>
       </w:r>
       <w:r>
         <w:rPr>
@@ -4071,7 +3980,6 @@
           <w:vertAlign w:val="superscript"/>
           <w:lang w:val="en-US" w:eastAsia="zh-CN"/>
         </w:rPr>
-        <w:t>37</w:t>
       </w:r>
       <w:r>
         <w:rPr>
@@ -4080,14 +3988,12 @@
           <w:vertAlign w:val="superscript"/>
           <w:lang w:val="en-US" w:eastAsia="zh-CN"/>
         </w:rPr>
-        <w:t>]</w:t>
-      </w:r>
-      <w:r>
-        <w:rPr>
-          <w:rFonts w:hint="eastAsia" w:ascii="宋体" w:hAnsi="宋体" w:eastAsia="宋体" w:cs="宋体"/>
-          <w:color w:val="FF0000"/>
-        </w:rPr>
-        <w:t>指出，医疗AI与临床实践之间的差距主要不在于技术精度，而在于缺乏以患者结局为终点的验证范式。中医诊疗是医患共建的动态过程，而非一次性的问答任务，脱离临床情境的离线基准带有系统性偏差。在真实临床</w:t>
+      </w:r>
+      <w:r>
+        <w:rPr>
+          <w:rFonts w:hint="eastAsia" w:ascii="宋体" w:hAnsi="宋体" w:eastAsia="宋体" w:cs="宋体"/>
+          <w:color w:val="FF0000"/>
+        </w:rPr>
       </w:r>
       <w:r>
         <w:rPr>
@@ -4095,14 +4001,12 @@
           <w:color w:val="FF0000"/>
           <w:lang w:val="en-US" w:eastAsia="zh-CN"/>
         </w:rPr>
-        <w:t>实践</w:t>
-      </w:r>
-      <w:r>
-        <w:rPr>
-          <w:rFonts w:hint="eastAsia" w:ascii="宋体" w:hAnsi="宋体" w:eastAsia="宋体" w:cs="宋体"/>
-          <w:color w:val="FF0000"/>
-        </w:rPr>
-        <w:t>中，医师需根据患者反馈不断调整辨证和治疗方案；而现有基准中，模型给出一次回答即视为评测完成。这一评测设计上的局限，是当前中医药LLM评测研究共同面临的问题。</w:t>
+      </w:r>
+      <w:r>
+        <w:rPr>
+          <w:rFonts w:hint="eastAsia" w:ascii="宋体" w:hAnsi="宋体" w:eastAsia="宋体" w:cs="宋体"/>
+          <w:color w:val="FF0000"/>
+        </w:rPr>
       </w:r>
     </w:p>
     <w:p>
@@ -4392,7 +4296,7 @@
           <w:rFonts w:hint="eastAsia" w:ascii="宋体" w:hAnsi="宋体" w:eastAsia="宋体" w:cs="宋体"/>
           <w:color w:val="FF0000"/>
         </w:rPr>
-        <w:t>各层逐层递进，采用条件化评分（conditional scoring）机制：上一层推理错误则终止后续评测，并报告误差沿链条的传导与放大效应。同时为各层设定准入阈值，未通过知识层与辨证层阈值者，其方药层、疗效层的高分不予采信。疗效层有赖于真实世界随访与前瞻性数据，目前仍属亟待建设的目标层次。各层与评测内容、代表指标及对应基准类别的对应关系见图3。这一分层思路在标准化层面亦有呼应，如GB/T 45288.2—2025确立了通用大模型的评测指标与方法[38]，可为中医药知识驱动评测体系提供制度参照。</w:t>
+        <w:t>各层逐层递进，采用条件化评分（conditional scoring）机制：上一层推理错误则终止后续评测，并报告误差沿链条的传导与放大效应。同时为各层设定准入阈值，未通过知识层与辨证层阈值者，其方药层、疗效层的高分不予采信。疗效层有赖于真实世界随访与前瞻性数据，目前仍属亟待建设的目标层次。各层与评测内容、代表指标及对应基准类别的对应关系见图3。这一分层思路在标准化层面亦有呼应，如GB/T 45288.2—2025确立了通用大模型的评测指标与方法[36]，可为中医药知识驱动评测体系提供制度参照。</w:t>
       </w:r>
     </w:p>
     <w:p>
@@ -4724,7 +4628,7 @@
           <w:color w:val="FF0000"/>
           <w:lang w:eastAsia="zh-CN"/>
         </w:rPr>
-        <w:t>（</w:t>
+        <w:t>（3）第三层为临床效用验证层，通过前瞻性临床研究评价诊断辅助增效率、医师采纳与合理修改率以及纵向治疗结局预测准确度，以患者结局数据作为最终验证标准[35]。</w:t>
       </w:r>
       <w:r>
         <w:rPr>
@@ -4732,7 +4636,6 @@
           <w:color w:val="FF0000"/>
           <w:lang w:val="en-US" w:eastAsia="zh-CN"/>
         </w:rPr>
-        <w:t>3</w:t>
       </w:r>
       <w:r>
         <w:rPr>
@@ -4740,14 +4643,12 @@
           <w:color w:val="FF0000"/>
           <w:lang w:eastAsia="zh-CN"/>
         </w:rPr>
-        <w:t>）</w:t>
-      </w:r>
-      <w:r>
-        <w:rPr>
-          <w:rFonts w:hint="eastAsia" w:ascii="宋体" w:hAnsi="宋体" w:eastAsia="宋体" w:cs="宋体"/>
-          <w:color w:val="FF0000"/>
-        </w:rPr>
-        <w:t>第三层为临床效用验证层，通过前瞻性临床研究评价诊断辅助增效率、医师采纳与合理修改率以及纵向治疗结局预测准确度，以患者结局数据作为最终验证标准</w:t>
+      </w:r>
+      <w:r>
+        <w:rPr>
+          <w:rFonts w:hint="eastAsia" w:ascii="宋体" w:hAnsi="宋体" w:eastAsia="宋体" w:cs="宋体"/>
+          <w:color w:val="FF0000"/>
+        </w:rPr>
       </w:r>
       <w:r>
         <w:rPr>
@@ -4756,14 +4657,12 @@
           <w:vertAlign w:val="superscript"/>
           <w:lang w:val="en-US" w:eastAsia="zh-CN"/>
         </w:rPr>
-        <w:t>[37]</w:t>
-      </w:r>
-      <w:r>
-        <w:rPr>
-          <w:rFonts w:hint="eastAsia" w:ascii="宋体" w:hAnsi="宋体" w:eastAsia="宋体" w:cs="宋体"/>
-          <w:color w:val="FF0000"/>
-        </w:rPr>
-        <w:t>。</w:t>
+      </w:r>
+      <w:r>
+        <w:rPr>
+          <w:rFonts w:hint="eastAsia" w:ascii="宋体" w:hAnsi="宋体" w:eastAsia="宋体" w:cs="宋体"/>
+          <w:color w:val="FF0000"/>
+        </w:rPr>
       </w:r>
     </w:p>
     <w:p>
@@ -5607,7 +5506,7 @@
         <w:rPr>
           <w:rFonts w:hint="eastAsia" w:ascii="宋体" w:hAnsi="宋体" w:eastAsia="宋体" w:cs="宋体"/>
         </w:rPr>
-        <w:t>[32] ZHANG R X, XIE W D, LIN Q Z, et al. When East meets West: cross-domain drug interaction annotations with large language models and bidirectional neural networks[J]. IEEE Journal of Biomedical and Health Informatics, 2025, 29(10): 7694-7703.</w:t>
+        <w:t>[32] MOOR M, BANERJEE O, ABAD Z S H, et al. Foundation models for generalist medical artificial intelligence[J]. Nature, 2023, 616(7956): 259-265.</w:t>
       </w:r>
     </w:p>
     <w:p>
@@ -5622,7 +5521,7 @@
         <w:rPr>
           <w:rFonts w:hint="eastAsia" w:ascii="宋体" w:hAnsi="宋体" w:eastAsia="宋体" w:cs="宋体"/>
         </w:rPr>
-        <w:t>[33] XU Q, ZHAO Z H, LIU W W, et al. A character-level convolutional recurrent interaction network for joint traditional Chinese medicine clinical named entity recognition and relation extraction[J]. Artificial Intelligence in Medicine, 2026, 175: 103372.</w:t>
+        <w:t>[33] SINGHAL K, AZIZI S, TU T, et al. Large language models encode clinical knowledge[J]. Nature, 2023, 620(7972): 172-180.</w:t>
       </w:r>
     </w:p>
     <w:p>
@@ -5637,7 +5536,7 @@
         <w:rPr>
           <w:rFonts w:hint="eastAsia" w:ascii="宋体" w:hAnsi="宋体" w:eastAsia="宋体" w:cs="宋体"/>
         </w:rPr>
-        <w:t>[34] MOOR M, BANERJEE O, ABAD Z S H, et al. Foundation models for generalist medical artificial intelligence[J]. Nature, 2023, 616(7956): 259-265.</w:t>
+        <w:t>[34] LIU Y, YUAN Y S, YAN K M, et al. Evaluating the role of large language models in traditional Chinese medicine diagnosis and treatment recommendations[J]. npj Digital Medicine, 2025, 8(1): 466.</w:t>
       </w:r>
     </w:p>
     <w:p>
@@ -5652,7 +5551,7 @@
         <w:rPr>
           <w:rFonts w:hint="eastAsia" w:ascii="宋体" w:hAnsi="宋体" w:eastAsia="宋体" w:cs="宋体"/>
         </w:rPr>
-        <w:t>[35] SINGHAL K, AZIZI S, TU T, et al. Large language models encode clinical knowledge[J]. Nature, 2023, 620(7972): 172-180.</w:t>
+        <w:t>[35] TOPOL E J. High-performance medicine: the convergence of human and artificial intelligence[J]. Nature Medicine, 2019, 25(1): 44-56.</w:t>
       </w:r>
     </w:p>
     <w:p>
@@ -5667,37 +5566,7 @@
         <w:rPr>
           <w:rFonts w:hint="eastAsia" w:ascii="宋体" w:hAnsi="宋体" w:eastAsia="宋体" w:cs="宋体"/>
         </w:rPr>
-        <w:t>[36] LIU Y, YUAN Y S, YAN K M, et al. Evaluating the role of large language models in traditional Chinese medicine diagnosis and treatment recommendations[J]. npj Digital Medicine, 2025, 8(1): 466.</w:t>
-      </w:r>
-    </w:p>
-    <w:p>
-      <w:pPr>
-        <w:ind w:left="720" w:hanging="720"/>
-        <w:jc w:val="left"/>
-        <w:rPr>
-          <w:rFonts w:hint="eastAsia" w:ascii="宋体" w:hAnsi="宋体" w:eastAsia="宋体" w:cs="宋体"/>
-        </w:rPr>
-      </w:pPr>
-      <w:r>
-        <w:rPr>
-          <w:rFonts w:hint="eastAsia" w:ascii="宋体" w:hAnsi="宋体" w:eastAsia="宋体" w:cs="宋体"/>
-        </w:rPr>
-        <w:t>[37] TOPOL E J. High-performance medicine: the convergence of human and artificial intelligence[J]. Nature Medicine, 2019, 25(1): 44-56.</w:t>
-      </w:r>
-    </w:p>
-    <w:p>
-      <w:pPr>
-        <w:ind w:left="720" w:hanging="720"/>
-        <w:jc w:val="left"/>
-        <w:rPr>
-          <w:rFonts w:hint="eastAsia" w:ascii="宋体" w:hAnsi="宋体" w:eastAsia="宋体" w:cs="宋体"/>
-        </w:rPr>
-      </w:pPr>
-      <w:r>
-        <w:rPr>
-          <w:rFonts w:hint="eastAsia" w:ascii="宋体" w:hAnsi="宋体" w:eastAsia="宋体" w:cs="宋体"/>
-        </w:rPr>
-        <w:t>[38] 全国信息技术标准化技术委员会. 人工智能 大模型 第2部分: 评测指标与方法: GB/T 45288.2—2025[S]. 北京: 中国标准出版社, 2025.</w:t>
+        <w:t>[36] 全国信息技术标准化技术委员会. 人工智能 大模型 第2部分: 评测指标与方法: GB/T 45288.2—2025[S]. 北京: 中国标准出版社, 2025.</w:t>
       </w:r>
     </w:p>
     <w:p>

--- a/大语言模型在中医药领域评测研究0617_润色版.docx
+++ b/大语言模型在中医药领域评测研究0617_润色版.docx
@@ -4068,7 +4068,7 @@
           <w:rFonts w:hint="eastAsia" w:ascii="宋体" w:hAnsi="宋体" w:eastAsia="宋体" w:cs="宋体"/>
           <w:color w:val="FF0000"/>
         </w:rPr>
-        <w:t>中医临床遵循由四诊信息到证候、由证候到治法、由治法到方药、再由疗效检验的递进链条，评测体系亦应循此分层展开，本文提出构建“知识驱动的五层评测框架”：</w:t>
+        <w:t>中医临床本身遵循由四诊信息到证候、由证候到治法、由治法到方药、再以疗效检验的递进链条；评测体系若要贴合这一临床逻辑，也应循此层层展开。为此，本文提出“知识驱动的五层评测框架”，将模型能力分解为相互衔接的五个层级：</w:t>
       </w:r>
     </w:p>
     <w:p>
@@ -4296,7 +4296,7 @@
           <w:rFonts w:hint="eastAsia" w:ascii="宋体" w:hAnsi="宋体" w:eastAsia="宋体" w:cs="宋体"/>
           <w:color w:val="FF0000"/>
         </w:rPr>
-        <w:t>各层逐层递进，采用条件化评分（conditional scoring）机制：上一层推理错误则终止后续评测，并报告误差沿链条的传导与放大效应。同时为各层设定准入阈值，未通过知识层与辨证层阈值者，其方药层、疗效层的高分不予采信。疗效层有赖于真实世界随访与前瞻性数据，目前仍属亟待建设的目标层次。各层与评测内容、代表指标及对应基准类别的对应关系见图3。这一分层思路在标准化层面亦有呼应，如GB/T 45288.2—2025确立了通用大模型的评测指标与方法[36]，可为中医药知识驱动评测体系提供制度参照。</w:t>
+        <w:t>这五层并非彼此独立，而是逐层递进、下层以上层为前提：辨证一旦出错，其后的治则与方药评测便失去意义。因此，框架采用条件化评分（conditional scoring）机制，仅在上一层结论正确的前提下评估下一层，并报告误差沿“知识—辨证—治则—方药”链条的传导与放大；同时为各层设定准入阈值，未通过知识层与辨证层者，即便在方药层、疗效层得分较高也不予采信，以免模型因末端表现而被整体高估。需要说明的是，疗效层依赖真实世界随访与前瞻性数据，目前仍是亟待建设的目标层级，短期内难以全面落地。这一分层递进的思路与标准化工作相互呼应：GB/T 45288.2—2025已确立通用大模型的评测指标与方法[36]，可为中医药知识驱动的评测体系提供制度参照；五层与评测内容、代表指标及对应基准类别的对应关系见图3。</w:t>
       </w:r>
     </w:p>
     <w:p>
